--- a/FM.docx
+++ b/FM.docx
@@ -15,7 +15,7 @@
           <w:noProof/>
         </w:rPr>
         <w:drawing>
-          <wp:anchor distT="0" distB="0" distL="114300" distR="114300" simplePos="0" relativeHeight="251658240" behindDoc="1" locked="0" layoutInCell="1" allowOverlap="1" wp14:anchorId="29D8D90D" wp14:editId="190A0CF9">
+          <wp:anchor distT="0" distB="0" distL="114300" distR="114300" simplePos="0" relativeHeight="251658240" behindDoc="1" locked="0" layoutInCell="1" allowOverlap="1" wp14:anchorId="29D8D90D" wp14:editId="2574EBF5">
             <wp:simplePos x="0" y="0"/>
             <wp:positionH relativeFrom="page">
               <wp:align>right</wp:align>
@@ -86,6 +86,120 @@
           <w:rFonts w:hint="eastAsia"/>
         </w:rPr>
       </w:pPr>
+      <w:r>
+        <w:rPr>
+          <w:noProof/>
+        </w:rPr>
+        <mc:AlternateContent>
+          <mc:Choice Requires="wps">
+            <w:drawing>
+              <wp:anchor distT="45720" distB="45720" distL="114300" distR="114300" simplePos="0" relativeHeight="251667456" behindDoc="0" locked="0" layoutInCell="1" allowOverlap="1" wp14:anchorId="05D51B8E" wp14:editId="61B84F17">
+                <wp:simplePos x="0" y="0"/>
+                <wp:positionH relativeFrom="column">
+                  <wp:posOffset>3092987</wp:posOffset>
+                </wp:positionH>
+                <wp:positionV relativeFrom="paragraph">
+                  <wp:posOffset>2762152</wp:posOffset>
+                </wp:positionV>
+                <wp:extent cx="1107440" cy="1404620"/>
+                <wp:effectExtent l="0" t="0" r="0" b="0"/>
+                <wp:wrapSquare wrapText="bothSides"/>
+                <wp:docPr id="184988279" name="文本框 2"/>
+                <wp:cNvGraphicFramePr>
+                  <a:graphicFrameLocks xmlns:a="http://schemas.openxmlformats.org/drawingml/2006/main"/>
+                </wp:cNvGraphicFramePr>
+                <a:graphic xmlns:a="http://schemas.openxmlformats.org/drawingml/2006/main">
+                  <a:graphicData uri="http://schemas.microsoft.com/office/word/2010/wordprocessingShape">
+                    <wps:wsp>
+                      <wps:cNvSpPr txBox="1">
+                        <a:spLocks noChangeArrowheads="1"/>
+                      </wps:cNvSpPr>
+                      <wps:spPr bwMode="auto">
+                        <a:xfrm>
+                          <a:off x="0" y="0"/>
+                          <a:ext cx="1107440" cy="1404620"/>
+                        </a:xfrm>
+                        <a:prstGeom prst="rect">
+                          <a:avLst/>
+                        </a:prstGeom>
+                        <a:noFill/>
+                        <a:ln w="9525">
+                          <a:noFill/>
+                          <a:miter lim="800000"/>
+                          <a:headEnd/>
+                          <a:tailEnd/>
+                        </a:ln>
+                      </wps:spPr>
+                      <wps:txbx>
+                        <w:txbxContent>
+                          <w:p>
+                            <w:pPr>
+                              <w:rPr>
+                                <w:rFonts w:ascii="树上的向日葵" w:eastAsia="树上的向日葵" w:hint="eastAsia"/>
+                                <w:sz w:val="40"/>
+                                <w:szCs w:val="44"/>
+                              </w:rPr>
+                            </w:pPr>
+                            <w:r>
+                              <w:rPr>
+                                <w:rFonts w:ascii="树上的向日葵" w:eastAsia="树上的向日葵" w:hint="eastAsia"/>
+                                <w:sz w:val="40"/>
+                                <w:szCs w:val="44"/>
+                              </w:rPr>
+                              <w:t>第1期</w:t>
+                            </w:r>
+                          </w:p>
+                        </w:txbxContent>
+                      </wps:txbx>
+                      <wps:bodyPr rot="0" vert="horz" wrap="square" lIns="91440" tIns="45720" rIns="91440" bIns="45720" anchor="t" anchorCtr="0">
+                        <a:spAutoFit/>
+                      </wps:bodyPr>
+                    </wps:wsp>
+                  </a:graphicData>
+                </a:graphic>
+                <wp14:sizeRelH relativeFrom="margin">
+                  <wp14:pctWidth>0</wp14:pctWidth>
+                </wp14:sizeRelH>
+                <wp14:sizeRelV relativeFrom="margin">
+                  <wp14:pctHeight>20000</wp14:pctHeight>
+                </wp14:sizeRelV>
+              </wp:anchor>
+            </w:drawing>
+          </mc:Choice>
+          <mc:Fallback>
+            <w:pict>
+              <v:shapetype w14:anchorId="05D51B8E" id="_x0000_t202" coordsize="21600,21600" o:spt="202" path="m,l,21600r21600,l21600,xe">
+                <v:stroke joinstyle="miter"/>
+                <v:path gradientshapeok="t" o:connecttype="rect"/>
+              </v:shapetype>
+              <v:shape id="文本框 2" o:spid="_x0000_s1026" type="#_x0000_t202" style="position:absolute;left:0;text-align:left;margin-left:243.55pt;margin-top:217.5pt;width:87.2pt;height:110.6pt;z-index:251667456;visibility:visible;mso-wrap-style:square;mso-width-percent:0;mso-height-percent:200;mso-wrap-distance-left:9pt;mso-wrap-distance-top:3.6pt;mso-wrap-distance-right:9pt;mso-wrap-distance-bottom:3.6pt;mso-position-horizontal:absolute;mso-position-horizontal-relative:text;mso-position-vertical:absolute;mso-position-vertical-relative:text;mso-width-percent:0;mso-height-percent:200;mso-width-relative:margin;mso-height-relative:margin;v-text-anchor:top" o:gfxdata="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" filled="f" stroked="f">
+                <v:textbox style="mso-fit-shape-to-text:t">
+                  <w:txbxContent>
+                    <w:p>
+                      <w:pPr>
+                        <w:rPr>
+                          <w:rFonts w:ascii="树上的向日葵" w:eastAsia="树上的向日葵" w:hint="eastAsia"/>
+                          <w:sz w:val="40"/>
+                          <w:szCs w:val="44"/>
+                        </w:rPr>
+                      </w:pPr>
+                      <w:r>
+                        <w:rPr>
+                          <w:rFonts w:ascii="树上的向日葵" w:eastAsia="树上的向日葵" w:hint="eastAsia"/>
+                          <w:sz w:val="40"/>
+                          <w:szCs w:val="44"/>
+                        </w:rPr>
+                        <w:t>第1期</w:t>
+                      </w:r>
+                    </w:p>
+                  </w:txbxContent>
+                </v:textbox>
+                <w10:wrap type="square"/>
+              </v:shape>
+            </w:pict>
+          </mc:Fallback>
+        </mc:AlternateContent>
+      </w:r>
       <w:r>
         <w:rPr>
           <w:rFonts w:hint="eastAsia"/>
@@ -368,11 +482,7 @@
           </mc:Choice>
           <mc:Fallback>
             <w:pict>
-              <v:shapetype w14:anchorId="2B6ABD3A" id="_x0000_t202" coordsize="21600,21600" o:spt="202" path="m,l,21600r21600,l21600,xe">
-                <v:stroke joinstyle="miter"/>
-                <v:path gradientshapeok="t" o:connecttype="rect"/>
-              </v:shapetype>
-              <v:shape id="文本框 2" o:spid="_x0000_s1026" type="#_x0000_t202" style="position:absolute;left:0;text-align:left;margin-left:0;margin-top:38.15pt;width:333.2pt;height:110.6pt;z-index:251660288;visibility:visible;mso-wrap-style:square;mso-width-percent:0;mso-height-percent:200;mso-wrap-distance-left:9pt;mso-wrap-distance-top:3.6pt;mso-wrap-distance-right:9pt;mso-wrap-distance-bottom:3.6pt;mso-position-horizontal:center;mso-position-horizontal-relative:margin;mso-position-vertical:absolute;mso-position-vertical-relative:text;mso-width-percent:0;mso-height-percent:200;mso-width-relative:margin;mso-height-relative:margin;v-text-anchor:top" o:gfxdata="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" filled="f" stroked="f">
+              <v:shape w14:anchorId="2B6ABD3A" id="_x0000_s1027" type="#_x0000_t202" style="position:absolute;left:0;text-align:left;margin-left:0;margin-top:38.15pt;width:333.2pt;height:110.6pt;z-index:251660288;visibility:visible;mso-wrap-style:square;mso-width-percent:0;mso-height-percent:200;mso-wrap-distance-left:9pt;mso-wrap-distance-top:3.6pt;mso-wrap-distance-right:9pt;mso-wrap-distance-bottom:3.6pt;mso-position-horizontal:center;mso-position-horizontal-relative:margin;mso-position-vertical:absolute;mso-position-vertical-relative:text;mso-width-percent:0;mso-height-percent:200;mso-width-relative:margin;mso-height-relative:margin;v-text-anchor:top" o:gfxdata="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" filled="f" stroked="f">
                 <v:textbox style="mso-fit-shape-to-text:t">
                   <w:txbxContent>
                     <w:p>

--- a/FM.docx
+++ b/FM.docx
@@ -58,6 +58,7 @@
                             <w:pPr>
                               <w:jc w:val="center"/>
                               <w:rPr>
+                                <w:rFonts w:hint="eastAsia"/>
                                 <w:sz w:val="40"/>
                                 <w:szCs w:val="44"/>
                               </w:rPr>

--- a/FM.docx
+++ b/FM.docx
@@ -8,6 +8,134 @@
           <w:rFonts w:hint="eastAsia"/>
         </w:rPr>
       </w:pPr>
+      <w:r>
+        <w:rPr>
+          <w:noProof/>
+        </w:rPr>
+        <mc:AlternateContent>
+          <mc:Choice Requires="wps">
+            <w:drawing>
+              <wp:anchor distT="45720" distB="45720" distL="114300" distR="114300" simplePos="0" relativeHeight="251667456" behindDoc="0" locked="0" layoutInCell="1" allowOverlap="1" wp14:anchorId="2C5B6758" wp14:editId="114EAB9A">
+                <wp:simplePos x="0" y="0"/>
+                <wp:positionH relativeFrom="margin">
+                  <wp:align>center</wp:align>
+                </wp:positionH>
+                <wp:positionV relativeFrom="paragraph">
+                  <wp:posOffset>1005332</wp:posOffset>
+                </wp:positionV>
+                <wp:extent cx="4620260" cy="1404620"/>
+                <wp:effectExtent l="0" t="0" r="0" b="0"/>
+                <wp:wrapSquare wrapText="bothSides"/>
+                <wp:docPr id="1147228284" name="文本框 2"/>
+                <wp:cNvGraphicFramePr>
+                  <a:graphicFrameLocks xmlns:a="http://schemas.openxmlformats.org/drawingml/2006/main"/>
+                </wp:cNvGraphicFramePr>
+                <a:graphic xmlns:a="http://schemas.openxmlformats.org/drawingml/2006/main">
+                  <a:graphicData uri="http://schemas.microsoft.com/office/word/2010/wordprocessingShape">
+                    <wps:wsp>
+                      <wps:cNvSpPr txBox="1">
+                        <a:spLocks noChangeArrowheads="1"/>
+                      </wps:cNvSpPr>
+                      <wps:spPr bwMode="auto">
+                        <a:xfrm>
+                          <a:off x="0" y="0"/>
+                          <a:ext cx="4620260" cy="1404620"/>
+                        </a:xfrm>
+                        <a:prstGeom prst="rect">
+                          <a:avLst/>
+                        </a:prstGeom>
+                        <a:noFill/>
+                        <a:ln w="9525">
+                          <a:noFill/>
+                          <a:miter lim="800000"/>
+                          <a:headEnd/>
+                          <a:tailEnd/>
+                        </a:ln>
+                      </wps:spPr>
+                      <wps:txbx>
+                        <w:txbxContent>
+                          <w:p>
+                            <w:pPr>
+                              <w:jc w:val="center"/>
+                              <w:rPr>
+                                <w:rFonts w:ascii="华文新魏" w:eastAsia="华文新魏" w:hint="eastAsia"/>
+                                <w:b/>
+                                <w:bCs/>
+                                <w:color w:val="EE0000"/>
+                                <w:sz w:val="220"/>
+                                <w:szCs w:val="220"/>
+                              </w:rPr>
+                            </w:pPr>
+                            <w:r>
+                              <w:rPr>
+                                <w:rFonts w:ascii="华文新魏" w:eastAsia="华文新魏" w:hint="eastAsia"/>
+                                <w:b/>
+                                <w:bCs/>
+                                <w:color w:val="EE0000"/>
+                                <w:sz w:val="220"/>
+                                <w:szCs w:val="220"/>
+                              </w:rPr>
+                              <w:t>追光者</w:t>
+                            </w:r>
+                          </w:p>
+                        </w:txbxContent>
+                      </wps:txbx>
+                      <wps:bodyPr rot="0" vert="horz" wrap="square" lIns="91440" tIns="45720" rIns="91440" bIns="45720" anchor="t" anchorCtr="0">
+                        <a:spAutoFit/>
+                      </wps:bodyPr>
+                    </wps:wsp>
+                  </a:graphicData>
+                </a:graphic>
+                <wp14:sizeRelH relativeFrom="margin">
+                  <wp14:pctWidth>0</wp14:pctWidth>
+                </wp14:sizeRelH>
+                <wp14:sizeRelV relativeFrom="margin">
+                  <wp14:pctHeight>20000</wp14:pctHeight>
+                </wp14:sizeRelV>
+              </wp:anchor>
+            </w:drawing>
+          </mc:Choice>
+          <mc:Fallback>
+            <w:pict>
+              <v:shapetype w14:anchorId="2C5B6758" id="_x0000_t202" coordsize="21600,21600" o:spt="202" path="m,l,21600r21600,l21600,xe">
+                <v:stroke joinstyle="miter"/>
+                <v:path gradientshapeok="t" o:connecttype="rect"/>
+              </v:shapetype>
+              <v:shape id="文本框 2" o:spid="_x0000_s1026" type="#_x0000_t202" style="position:absolute;left:0;text-align:left;margin-left:0;margin-top:79.15pt;width:363.8pt;height:110.6pt;z-index:251667456;visibility:visible;mso-wrap-style:square;mso-width-percent:0;mso-height-percent:200;mso-wrap-distance-left:9pt;mso-wrap-distance-top:3.6pt;mso-wrap-distance-right:9pt;mso-wrap-distance-bottom:3.6pt;mso-position-horizontal:center;mso-position-horizontal-relative:margin;mso-position-vertical:absolute;mso-position-vertical-relative:text;mso-width-percent:0;mso-height-percent:200;mso-width-relative:margin;mso-height-relative:margin;v-text-anchor:top" o:gfxdata="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" filled="f" stroked="f">
+                <v:textbox style="mso-fit-shape-to-text:t">
+                  <w:txbxContent>
+                    <w:p>
+                      <w:pPr>
+                        <w:jc w:val="center"/>
+                        <w:rPr>
+                          <w:rFonts w:ascii="华文新魏" w:eastAsia="华文新魏" w:hint="eastAsia"/>
+                          <w:b/>
+                          <w:bCs/>
+                          <w:color w:val="EE0000"/>
+                          <w:sz w:val="220"/>
+                          <w:szCs w:val="220"/>
+                        </w:rPr>
+                      </w:pPr>
+                      <w:r>
+                        <w:rPr>
+                          <w:rFonts w:ascii="华文新魏" w:eastAsia="华文新魏" w:hint="eastAsia"/>
+                          <w:b/>
+                          <w:bCs/>
+                          <w:color w:val="EE0000"/>
+                          <w:sz w:val="220"/>
+                          <w:szCs w:val="220"/>
+                        </w:rPr>
+                        <w:t>追光者</w:t>
+                      </w:r>
+                    </w:p>
+                  </w:txbxContent>
+                </v:textbox>
+                <w10:wrap type="square" anchorx="margin"/>
+              </v:shape>
+            </w:pict>
+          </mc:Fallback>
+        </mc:AlternateContent>
+      </w:r>
       <w:r>
         <w:rPr>
           <w:noProof/>
@@ -166,7 +294,7 @@
         <mc:AlternateContent>
           <mc:Choice Requires="wps">
             <w:drawing>
-              <wp:anchor distT="45720" distB="45720" distL="114300" distR="114300" simplePos="0" relativeHeight="251663360" behindDoc="0" locked="0" layoutInCell="1" allowOverlap="1" wp14:anchorId="65382130" wp14:editId="3BBE468A">
+              <wp:anchor distT="45720" distB="45720" distL="114300" distR="114300" simplePos="0" relativeHeight="251668480" behindDoc="0" locked="0" layoutInCell="1" allowOverlap="1" wp14:anchorId="65382130" wp14:editId="0A4FC4E1">
                 <wp:simplePos x="0" y="0"/>
                 <wp:positionH relativeFrom="margin">
                   <wp:align>center</wp:align>
@@ -245,7 +373,7 @@
           </mc:Choice>
           <mc:Fallback>
             <w:pict>
-              <v:shape w14:anchorId="65382130" id="_x0000_s1027" type="#_x0000_t202" style="position:absolute;left:0;text-align:left;margin-left:0;margin-top:219.45pt;width:76.8pt;height:110.6pt;z-index:251663360;visibility:visible;mso-wrap-style:square;mso-width-percent:0;mso-height-percent:200;mso-wrap-distance-left:9pt;mso-wrap-distance-top:3.6pt;mso-wrap-distance-right:9pt;mso-wrap-distance-bottom:3.6pt;mso-position-horizontal:center;mso-position-horizontal-relative:margin;mso-position-vertical:absolute;mso-position-vertical-relative:text;mso-width-percent:0;mso-height-percent:200;mso-width-relative:margin;mso-height-relative:margin;v-text-anchor:top" o:gfxdata="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" filled="f" stroked="f">
+              <v:shape w14:anchorId="65382130" id="_x0000_s1028" type="#_x0000_t202" style="position:absolute;left:0;text-align:left;margin-left:0;margin-top:219.45pt;width:76.8pt;height:110.6pt;z-index:251668480;visibility:visible;mso-wrap-style:square;mso-width-percent:0;mso-height-percent:200;mso-wrap-distance-left:9pt;mso-wrap-distance-top:3.6pt;mso-wrap-distance-right:9pt;mso-wrap-distance-bottom:3.6pt;mso-position-horizontal:center;mso-position-horizontal-relative:margin;mso-position-vertical:absolute;mso-position-vertical-relative:text;mso-width-percent:0;mso-height-percent:200;mso-width-relative:margin;mso-height-relative:margin;v-text-anchor:top" o:gfxdata="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" filled="f" stroked="f">
                 <v:textbox style="mso-fit-shape-to-text:t">
                   <w:txbxContent>
                     <w:p>
@@ -266,7 +394,17 @@
                           <w:sz w:val="40"/>
                           <w:szCs w:val="44"/>
                         </w:rPr>
-                        <w:t>第1期</w:t>
+                        <w:t>第1</w:t>
+                      </w:r>
+                      <w:r>
+                        <w:rPr>
+                          <w:rFonts w:ascii="树上的向日葵" w:eastAsia="树上的向日葵" w:hint="eastAsia"/>
+                          <w:b/>
+                          <w:bCs/>
+                          <w:sz w:val="40"/>
+                          <w:szCs w:val="44"/>
+                        </w:rPr>
+                        <w:t>期</w:t>
                       </w:r>
                     </w:p>
                   </w:txbxContent>
@@ -283,68 +421,7 @@
           <w:noProof/>
         </w:rPr>
         <w:drawing>
-          <wp:anchor distT="0" distB="0" distL="114300" distR="114300" simplePos="0" relativeHeight="251661312" behindDoc="1" locked="0" layoutInCell="1" allowOverlap="1" wp14:anchorId="6E22683E" wp14:editId="6B54BD48">
-            <wp:simplePos x="0" y="0"/>
-            <wp:positionH relativeFrom="margin">
-              <wp:posOffset>1034415</wp:posOffset>
-            </wp:positionH>
-            <wp:positionV relativeFrom="page">
-              <wp:posOffset>1731303</wp:posOffset>
-            </wp:positionV>
-            <wp:extent cx="4577862" cy="1561359"/>
-            <wp:effectExtent l="0" t="0" r="0" b="0"/>
-            <wp:wrapNone/>
-            <wp:docPr id="298103536" name="图片 3"/>
-            <wp:cNvGraphicFramePr>
-              <a:graphicFrameLocks xmlns:a="http://schemas.openxmlformats.org/drawingml/2006/main" noChangeAspect="1"/>
-            </wp:cNvGraphicFramePr>
-            <a:graphic xmlns:a="http://schemas.openxmlformats.org/drawingml/2006/main">
-              <a:graphicData uri="http://schemas.openxmlformats.org/drawingml/2006/picture">
-                <pic:pic xmlns:pic="http://schemas.openxmlformats.org/drawingml/2006/picture">
-                  <pic:nvPicPr>
-                    <pic:cNvPr id="298103536" name="图片 298103536"/>
-                    <pic:cNvPicPr/>
-                  </pic:nvPicPr>
-                  <pic:blipFill>
-                    <a:blip r:embed="rId4">
-                      <a:extLst>
-                        <a:ext uri="{28A0092B-C50C-407E-A947-70E740481C1C}">
-                          <a14:useLocalDpi xmlns:a14="http://schemas.microsoft.com/office/drawing/2010/main" val="0"/>
-                        </a:ext>
-                      </a:extLst>
-                    </a:blip>
-                    <a:stretch>
-                      <a:fillRect/>
-                    </a:stretch>
-                  </pic:blipFill>
-                  <pic:spPr>
-                    <a:xfrm>
-                      <a:off x="0" y="0"/>
-                      <a:ext cx="4577862" cy="1561359"/>
-                    </a:xfrm>
-                    <a:prstGeom prst="rect">
-                      <a:avLst/>
-                    </a:prstGeom>
-                  </pic:spPr>
-                </pic:pic>
-              </a:graphicData>
-            </a:graphic>
-            <wp14:sizeRelH relativeFrom="margin">
-              <wp14:pctWidth>0</wp14:pctWidth>
-            </wp14:sizeRelH>
-            <wp14:sizeRelV relativeFrom="margin">
-              <wp14:pctHeight>0</wp14:pctHeight>
-            </wp14:sizeRelV>
-          </wp:anchor>
-        </w:drawing>
-      </w:r>
-      <w:r>
-        <w:rPr>
-          <w:rFonts w:hint="eastAsia"/>
-          <w:noProof/>
-        </w:rPr>
-        <w:drawing>
-          <wp:anchor distT="0" distB="0" distL="114300" distR="114300" simplePos="0" relativeHeight="251660288" behindDoc="1" locked="0" layoutInCell="1" allowOverlap="1" wp14:anchorId="3A143BA2" wp14:editId="1BC6C21E">
+          <wp:anchor distT="0" distB="0" distL="114300" distR="114300" simplePos="0" relativeHeight="251660288" behindDoc="1" locked="0" layoutInCell="1" allowOverlap="1" wp14:anchorId="3A143BA2" wp14:editId="7E11793C">
             <wp:simplePos x="0" y="0"/>
             <wp:positionH relativeFrom="page">
               <wp:posOffset>404446</wp:posOffset>
@@ -367,7 +444,7 @@
                     <pic:cNvPicPr/>
                   </pic:nvPicPr>
                   <pic:blipFill>
-                    <a:blip r:embed="rId5">
+                    <a:blip r:embed="rId6">
                       <a:extLst>
                         <a:ext uri="{28A0092B-C50C-407E-A947-70E740481C1C}">
                           <a14:useLocalDpi xmlns:a14="http://schemas.microsoft.com/office/drawing/2010/main" val="0"/>
@@ -422,7 +499,7 @@
                     <pic:cNvPicPr/>
                   </pic:nvPicPr>
                   <pic:blipFill>
-                    <a:blip r:embed="rId6">
+                    <a:blip r:embed="rId7">
                       <a:extLst>
                         <a:ext uri="{28A0092B-C50C-407E-A947-70E740481C1C}">
                           <a14:useLocalDpi xmlns:a14="http://schemas.microsoft.com/office/drawing/2010/main" val="0"/>
@@ -463,6 +540,64 @@
     </w:sectPr>
   </w:body>
 </w:document>
+</file>
+
+<file path=word/endnotes.xml><?xml version="1.0" encoding="utf-8"?>
+<w:endnotes xmlns:wpc="http://schemas.microsoft.com/office/word/2010/wordprocessingCanvas" xmlns:cx="http://schemas.microsoft.com/office/drawing/2014/chartex" xmlns:cx1="http://schemas.microsoft.com/office/drawing/2015/9/8/chartex" xmlns:cx2="http://schemas.microsoft.com/office/drawing/2015/10/21/chartex" xmlns:cx3="http://schemas.microsoft.com/office/drawing/2016/5/9/chartex" xmlns:cx4="http://schemas.microsoft.com/office/drawing/2016/5/10/chartex" xmlns:cx5="http://schemas.microsoft.com/office/drawing/2016/5/11/chartex" xmlns:cx6="http://schemas.microsoft.com/office/drawing/2016/5/12/chartex" xmlns:cx7="http://schemas.microsoft.com/office/drawing/2016/5/13/chartex" xmlns:cx8="http://schemas.microsoft.com/office/drawing/2016/5/14/chartex" xmlns:mc="http://schemas.openxmlformats.org/markup-compatibility/2006" xmlns:aink="http://schemas.microsoft.com/office/drawing/2016/ink" xmlns:am3d="http://schemas.microsoft.com/office/drawing/2017/model3d" xmlns:o="urn:schemas-microsoft-com:office:office" xmlns:oel="http://schemas.microsoft.com/office/2019/extlst" xmlns:r="http://schemas.openxmlformats.org/officeDocument/2006/relationships" xmlns:m="http://schemas.openxmlformats.org/officeDocument/2006/math" xmlns:v="urn:schemas-microsoft-com:vml" xmlns:wp14="http://schemas.microsoft.com/office/word/2010/wordprocessingDrawing" xmlns:wp="http://schemas.openxmlformats.org/drawingml/2006/wordprocessingDrawing" xmlns:w10="urn:schemas-microsoft-com:office:word" xmlns:w="http://schemas.openxmlformats.org/wordprocessingml/2006/main" xmlns:w14="http://schemas.microsoft.com/office/word/2010/wordml" xmlns:w15="http://schemas.microsoft.com/office/word/2012/wordml" xmlns:w16cex="http://schemas.microsoft.com/office/word/2018/wordml/cex" xmlns:w16cid="http://schemas.microsoft.com/office/word/2016/wordml/cid" xmlns:w16="http://schemas.microsoft.com/office/word/2018/wordml" xmlns:w16du="http://schemas.microsoft.com/office/word/2023/wordml/word16du" xmlns:w16sdtdh="http://schemas.microsoft.com/office/word/2020/wordml/sdtdatahash" xmlns:w16sdtfl="http://schemas.microsoft.com/office/word/2024/wordml/sdtformatlock" xmlns:w16se="http://schemas.microsoft.com/office/word/2015/wordml/symex" xmlns:wpg="http://schemas.microsoft.com/office/word/2010/wordprocessingGroup" xmlns:wpi="http://schemas.microsoft.com/office/word/2010/wordprocessingInk" xmlns:wne="http://schemas.microsoft.com/office/word/2006/wordml" xmlns:wps="http://schemas.microsoft.com/office/word/2010/wordprocessingShape" mc:Ignorable="w14 w15 w16se w16cid w16 w16cex w16sdtdh w16sdtfl w16du wp14">
+  <w:endnote w:type="separator" w:id="-1">
+    <w:p>
+      <w:pPr>
+        <w:rPr>
+          <w:rFonts w:hint="eastAsia"/>
+        </w:rPr>
+      </w:pPr>
+      <w:r>
+        <w:separator/>
+      </w:r>
+    </w:p>
+  </w:endnote>
+  <w:endnote w:type="continuationSeparator" w:id="0">
+    <w:p>
+      <w:pPr>
+        <w:rPr>
+          <w:rFonts w:hint="eastAsia"/>
+        </w:rPr>
+      </w:pPr>
+      <w:r>
+        <w:continuationSeparator/>
+      </w:r>
+    </w:p>
+  </w:endnote>
+</w:endnotes>
+</file>
+
+<file path=word/footnotes.xml><?xml version="1.0" encoding="utf-8"?>
+<w:footnotes xmlns:wpc="http://schemas.microsoft.com/office/word/2010/wordprocessingCanvas" xmlns:cx="http://schemas.microsoft.com/office/drawing/2014/chartex" xmlns:cx1="http://schemas.microsoft.com/office/drawing/2015/9/8/chartex" xmlns:cx2="http://schemas.microsoft.com/office/drawing/2015/10/21/chartex" xmlns:cx3="http://schemas.microsoft.com/office/drawing/2016/5/9/chartex" xmlns:cx4="http://schemas.microsoft.com/office/drawing/2016/5/10/chartex" xmlns:cx5="http://schemas.microsoft.com/office/drawing/2016/5/11/chartex" xmlns:cx6="http://schemas.microsoft.com/office/drawing/2016/5/12/chartex" xmlns:cx7="http://schemas.microsoft.com/office/drawing/2016/5/13/chartex" xmlns:cx8="http://schemas.microsoft.com/office/drawing/2016/5/14/chartex" xmlns:mc="http://schemas.openxmlformats.org/markup-compatibility/2006" xmlns:aink="http://schemas.microsoft.com/office/drawing/2016/ink" xmlns:am3d="http://schemas.microsoft.com/office/drawing/2017/model3d" xmlns:o="urn:schemas-microsoft-com:office:office" xmlns:oel="http://schemas.microsoft.com/office/2019/extlst" xmlns:r="http://schemas.openxmlformats.org/officeDocument/2006/relationships" xmlns:m="http://schemas.openxmlformats.org/officeDocument/2006/math" xmlns:v="urn:schemas-microsoft-com:vml" xmlns:wp14="http://schemas.microsoft.com/office/word/2010/wordprocessingDrawing" xmlns:wp="http://schemas.openxmlformats.org/drawingml/2006/wordprocessingDrawing" xmlns:w10="urn:schemas-microsoft-com:office:word" xmlns:w="http://schemas.openxmlformats.org/wordprocessingml/2006/main" xmlns:w14="http://schemas.microsoft.com/office/word/2010/wordml" xmlns:w15="http://schemas.microsoft.com/office/word/2012/wordml" xmlns:w16cex="http://schemas.microsoft.com/office/word/2018/wordml/cex" xmlns:w16cid="http://schemas.microsoft.com/office/word/2016/wordml/cid" xmlns:w16="http://schemas.microsoft.com/office/word/2018/wordml" xmlns:w16du="http://schemas.microsoft.com/office/word/2023/wordml/word16du" xmlns:w16sdtdh="http://schemas.microsoft.com/office/word/2020/wordml/sdtdatahash" xmlns:w16sdtfl="http://schemas.microsoft.com/office/word/2024/wordml/sdtformatlock" xmlns:w16se="http://schemas.microsoft.com/office/word/2015/wordml/symex" xmlns:wpg="http://schemas.microsoft.com/office/word/2010/wordprocessingGroup" xmlns:wpi="http://schemas.microsoft.com/office/word/2010/wordprocessingInk" xmlns:wne="http://schemas.microsoft.com/office/word/2006/wordml" xmlns:wps="http://schemas.microsoft.com/office/word/2010/wordprocessingShape" mc:Ignorable="w14 w15 w16se w16cid w16 w16cex w16sdtdh w16sdtfl w16du wp14">
+  <w:footnote w:type="separator" w:id="-1">
+    <w:p>
+      <w:pPr>
+        <w:rPr>
+          <w:rFonts w:hint="eastAsia"/>
+        </w:rPr>
+      </w:pPr>
+      <w:r>
+        <w:separator/>
+      </w:r>
+    </w:p>
+  </w:footnote>
+  <w:footnote w:type="continuationSeparator" w:id="0">
+    <w:p>
+      <w:pPr>
+        <w:rPr>
+          <w:rFonts w:hint="eastAsia"/>
+        </w:rPr>
+      </w:pPr>
+      <w:r>
+        <w:continuationSeparator/>
+      </w:r>
+    </w:p>
+  </w:footnote>
+</w:footnotes>
 </file>
 
 <file path=word/styles.xml><?xml version="1.0" encoding="utf-8"?>
@@ -1386,6 +1521,68 @@
       <w:spacing w:val="5"/>
     </w:rPr>
   </w:style>
+  <w:style w:type="paragraph" w:styleId="ae">
+    <w:name w:val="header"/>
+    <w:basedOn w:val="a"/>
+    <w:link w:val="af"/>
+    <w:uiPriority w:val="99"/>
+    <w:unhideWhenUsed/>
+    <w:rsid w:val="00F3769A"/>
+    <w:pPr>
+      <w:tabs>
+        <w:tab w:val="center" w:pos="4153"/>
+        <w:tab w:val="right" w:pos="8306"/>
+      </w:tabs>
+      <w:snapToGrid w:val="0"/>
+      <w:jc w:val="center"/>
+    </w:pPr>
+    <w:rPr>
+      <w:sz w:val="18"/>
+      <w:szCs w:val="18"/>
+    </w:rPr>
+  </w:style>
+  <w:style w:type="character" w:customStyle="1" w:styleId="af">
+    <w:name w:val="页眉 字符"/>
+    <w:basedOn w:val="a0"/>
+    <w:link w:val="ae"/>
+    <w:uiPriority w:val="99"/>
+    <w:rsid w:val="00F3769A"/>
+    <w:rPr>
+      <w:sz w:val="18"/>
+      <w:szCs w:val="18"/>
+    </w:rPr>
+  </w:style>
+  <w:style w:type="paragraph" w:styleId="af0">
+    <w:name w:val="footer"/>
+    <w:basedOn w:val="a"/>
+    <w:link w:val="af1"/>
+    <w:uiPriority w:val="99"/>
+    <w:unhideWhenUsed/>
+    <w:rsid w:val="00F3769A"/>
+    <w:pPr>
+      <w:tabs>
+        <w:tab w:val="center" w:pos="4153"/>
+        <w:tab w:val="right" w:pos="8306"/>
+      </w:tabs>
+      <w:snapToGrid w:val="0"/>
+      <w:jc w:val="left"/>
+    </w:pPr>
+    <w:rPr>
+      <w:sz w:val="18"/>
+      <w:szCs w:val="18"/>
+    </w:rPr>
+  </w:style>
+  <w:style w:type="character" w:customStyle="1" w:styleId="af1">
+    <w:name w:val="页脚 字符"/>
+    <w:basedOn w:val="a0"/>
+    <w:link w:val="af0"/>
+    <w:uiPriority w:val="99"/>
+    <w:rsid w:val="00F3769A"/>
+    <w:rPr>
+      <w:sz w:val="18"/>
+      <w:szCs w:val="18"/>
+    </w:rPr>
+  </w:style>
 </w:styles>
 </file>
 

--- a/FM.docx
+++ b/FM.docx
@@ -15,7 +15,175 @@
         <mc:AlternateContent>
           <mc:Choice Requires="wps">
             <w:drawing>
-              <wp:anchor distT="45720" distB="45720" distL="114300" distR="114300" simplePos="0" relativeHeight="251667456" behindDoc="0" locked="0" layoutInCell="1" allowOverlap="1" wp14:anchorId="2C5B6758" wp14:editId="114EAB9A">
+              <wp:anchor distT="45720" distB="45720" distL="114300" distR="114300" simplePos="0" relativeHeight="251665408" behindDoc="0" locked="0" layoutInCell="1" allowOverlap="1" wp14:anchorId="769516B6" wp14:editId="43E68265">
+                <wp:simplePos x="0" y="0"/>
+                <wp:positionH relativeFrom="margin">
+                  <wp:posOffset>1762125</wp:posOffset>
+                </wp:positionH>
+                <wp:positionV relativeFrom="paragraph">
+                  <wp:posOffset>8505825</wp:posOffset>
+                </wp:positionV>
+                <wp:extent cx="3276600" cy="1404620"/>
+                <wp:effectExtent l="0" t="0" r="0" b="2540"/>
+                <wp:wrapSquare wrapText="bothSides"/>
+                <wp:docPr id="1886545476" name="文本框 2"/>
+                <wp:cNvGraphicFramePr>
+                  <a:graphicFrameLocks xmlns:a="http://schemas.openxmlformats.org/drawingml/2006/main"/>
+                </wp:cNvGraphicFramePr>
+                <a:graphic xmlns:a="http://schemas.openxmlformats.org/drawingml/2006/main">
+                  <a:graphicData uri="http://schemas.microsoft.com/office/word/2010/wordprocessingShape">
+                    <wps:wsp>
+                      <wps:cNvSpPr txBox="1">
+                        <a:spLocks noChangeArrowheads="1"/>
+                      </wps:cNvSpPr>
+                      <wps:spPr bwMode="auto">
+                        <a:xfrm>
+                          <a:off x="0" y="0"/>
+                          <a:ext cx="3276600" cy="1404620"/>
+                        </a:xfrm>
+                        <a:prstGeom prst="rect">
+                          <a:avLst/>
+                        </a:prstGeom>
+                        <a:noFill/>
+                        <a:ln w="9525">
+                          <a:noFill/>
+                          <a:miter lim="800000"/>
+                          <a:headEnd/>
+                          <a:tailEnd/>
+                        </a:ln>
+                      </wps:spPr>
+                      <wps:txbx>
+                        <w:txbxContent>
+                          <w:p>
+                            <w:pPr>
+                              <w:jc w:val="center"/>
+                              <w:rPr>
+                                <w:rFonts w:hint="eastAsia"/>
+                                <w:sz w:val="40"/>
+                                <w:szCs w:val="44"/>
+                              </w:rPr>
+                            </w:pPr>
+                            <w:r>
+                              <w:rPr>
+                                <w:rFonts w:hint="eastAsia"/>
+                                <w:sz w:val="40"/>
+                                <w:szCs w:val="44"/>
+                              </w:rPr>
+                              <w:t>怀集县</w:t>
+                            </w:r>
+                            <w:r>
+                              <w:rPr>
+                                <w:rFonts w:hint="eastAsia"/>
+                                <w:sz w:val="40"/>
+                                <w:szCs w:val="44"/>
+                              </w:rPr>
+                              <w:t>梁村镇中心初级中学</w:t>
+                            </w:r>
+                          </w:p>
+                          <w:p>
+                            <w:pPr>
+                              <w:jc w:val="center"/>
+                              <w:rPr>
+                                <w:rFonts w:hint="eastAsia"/>
+                                <w:sz w:val="40"/>
+                                <w:szCs w:val="44"/>
+                              </w:rPr>
+                            </w:pPr>
+                            <w:r>
+                              <w:rPr>
+                                <w:rFonts w:hint="eastAsia"/>
+                                <w:sz w:val="40"/>
+                                <w:szCs w:val="44"/>
+                              </w:rPr>
+                              <w:t>七（10）班</w:t>
+                            </w:r>
+                          </w:p>
+                        </w:txbxContent>
+                      </wps:txbx>
+                      <wps:bodyPr rot="0" vert="horz" wrap="square" lIns="91440" tIns="45720" rIns="91440" bIns="45720" anchor="t" anchorCtr="0">
+                        <a:spAutoFit/>
+                      </wps:bodyPr>
+                    </wps:wsp>
+                  </a:graphicData>
+                </a:graphic>
+                <wp14:sizeRelH relativeFrom="margin">
+                  <wp14:pctWidth>0</wp14:pctWidth>
+                </wp14:sizeRelH>
+                <wp14:sizeRelV relativeFrom="margin">
+                  <wp14:pctHeight>20000</wp14:pctHeight>
+                </wp14:sizeRelV>
+              </wp:anchor>
+            </w:drawing>
+          </mc:Choice>
+          <mc:Fallback>
+            <w:pict>
+              <v:shapetype w14:anchorId="769516B6" id="_x0000_t202" coordsize="21600,21600" o:spt="202" path="m,l,21600r21600,l21600,xe">
+                <v:stroke joinstyle="miter"/>
+                <v:path gradientshapeok="t" o:connecttype="rect"/>
+              </v:shapetype>
+              <v:shape id="文本框 2" o:spid="_x0000_s1026" type="#_x0000_t202" style="position:absolute;left:0;text-align:left;margin-left:138.75pt;margin-top:669.75pt;width:258pt;height:110.6pt;z-index:251665408;visibility:visible;mso-wrap-style:square;mso-width-percent:0;mso-height-percent:200;mso-wrap-distance-left:9pt;mso-wrap-distance-top:3.6pt;mso-wrap-distance-right:9pt;mso-wrap-distance-bottom:3.6pt;mso-position-horizontal:absolute;mso-position-horizontal-relative:margin;mso-position-vertical:absolute;mso-position-vertical-relative:text;mso-width-percent:0;mso-height-percent:200;mso-width-relative:margin;mso-height-relative:margin;v-text-anchor:top" o:gfxdata="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" filled="f" stroked="f">
+                <v:textbox style="mso-fit-shape-to-text:t">
+                  <w:txbxContent>
+                    <w:p>
+                      <w:pPr>
+                        <w:jc w:val="center"/>
+                        <w:rPr>
+                          <w:rFonts w:hint="eastAsia"/>
+                          <w:sz w:val="40"/>
+                          <w:szCs w:val="44"/>
+                        </w:rPr>
+                      </w:pPr>
+                      <w:r>
+                        <w:rPr>
+                          <w:rFonts w:hint="eastAsia"/>
+                          <w:sz w:val="40"/>
+                          <w:szCs w:val="44"/>
+                        </w:rPr>
+                        <w:t>怀集县</w:t>
+                      </w:r>
+                      <w:r>
+                        <w:rPr>
+                          <w:rFonts w:hint="eastAsia"/>
+                          <w:sz w:val="40"/>
+                          <w:szCs w:val="44"/>
+                        </w:rPr>
+                        <w:t>梁村镇中心初级中学</w:t>
+                      </w:r>
+                    </w:p>
+                    <w:p>
+                      <w:pPr>
+                        <w:jc w:val="center"/>
+                        <w:rPr>
+                          <w:rFonts w:hint="eastAsia"/>
+                          <w:sz w:val="40"/>
+                          <w:szCs w:val="44"/>
+                        </w:rPr>
+                      </w:pPr>
+                      <w:r>
+                        <w:rPr>
+                          <w:rFonts w:hint="eastAsia"/>
+                          <w:sz w:val="40"/>
+                          <w:szCs w:val="44"/>
+                        </w:rPr>
+                        <w:t>七（10）班</w:t>
+                      </w:r>
+                    </w:p>
+                  </w:txbxContent>
+                </v:textbox>
+                <w10:wrap type="square" anchorx="margin"/>
+              </v:shape>
+            </w:pict>
+          </mc:Fallback>
+        </mc:AlternateContent>
+      </w:r>
+      <w:r>
+        <w:rPr>
+          <w:noProof/>
+        </w:rPr>
+        <mc:AlternateContent>
+          <mc:Choice Requires="wps">
+            <w:drawing>
+              <wp:anchor distT="45720" distB="45720" distL="114300" distR="114300" simplePos="0" relativeHeight="251667456" behindDoc="0" locked="0" layoutInCell="1" allowOverlap="1" wp14:anchorId="2C5B6758" wp14:editId="6B75F06B">
                 <wp:simplePos x="0" y="0"/>
                 <wp:positionH relativeFrom="margin">
                   <wp:align>center</wp:align>
@@ -97,11 +265,7 @@
           </mc:Choice>
           <mc:Fallback>
             <w:pict>
-              <v:shapetype w14:anchorId="2C5B6758" id="_x0000_t202" coordsize="21600,21600" o:spt="202" path="m,l,21600r21600,l21600,xe">
-                <v:stroke joinstyle="miter"/>
-                <v:path gradientshapeok="t" o:connecttype="rect"/>
-              </v:shapetype>
-              <v:shape id="文本框 2" o:spid="_x0000_s1026" type="#_x0000_t202" style="position:absolute;left:0;text-align:left;margin-left:0;margin-top:79.15pt;width:363.8pt;height:110.6pt;z-index:251667456;visibility:visible;mso-wrap-style:square;mso-width-percent:0;mso-height-percent:200;mso-wrap-distance-left:9pt;mso-wrap-distance-top:3.6pt;mso-wrap-distance-right:9pt;mso-wrap-distance-bottom:3.6pt;mso-position-horizontal:center;mso-position-horizontal-relative:margin;mso-position-vertical:absolute;mso-position-vertical-relative:text;mso-width-percent:0;mso-height-percent:200;mso-width-relative:margin;mso-height-relative:margin;v-text-anchor:top" o:gfxdata="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" filled="f" stroked="f">
+              <v:shape w14:anchorId="2C5B6758" id="_x0000_s1027" type="#_x0000_t202" style="position:absolute;left:0;text-align:left;margin-left:0;margin-top:79.15pt;width:363.8pt;height:110.6pt;z-index:251667456;visibility:visible;mso-wrap-style:square;mso-width-percent:0;mso-height-percent:200;mso-wrap-distance-left:9pt;mso-wrap-distance-top:3.6pt;mso-wrap-distance-right:9pt;mso-wrap-distance-bottom:3.6pt;mso-position-horizontal:center;mso-position-horizontal-relative:margin;mso-position-vertical:absolute;mso-position-vertical-relative:text;mso-width-percent:0;mso-height-percent:200;mso-width-relative:margin;mso-height-relative:margin;v-text-anchor:top" o:gfxdata="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" filled="f" stroked="f">
                 <v:textbox style="mso-fit-shape-to-text:t">
                   <w:txbxContent>
                     <w:p>
@@ -126,157 +290,6 @@
                           <w:szCs w:val="220"/>
                         </w:rPr>
                         <w:t>追光者</w:t>
-                      </w:r>
-                    </w:p>
-                  </w:txbxContent>
-                </v:textbox>
-                <w10:wrap type="square" anchorx="margin"/>
-              </v:shape>
-            </w:pict>
-          </mc:Fallback>
-        </mc:AlternateContent>
-      </w:r>
-      <w:r>
-        <w:rPr>
-          <w:noProof/>
-        </w:rPr>
-        <mc:AlternateContent>
-          <mc:Choice Requires="wps">
-            <w:drawing>
-              <wp:anchor distT="45720" distB="45720" distL="114300" distR="114300" simplePos="0" relativeHeight="251665408" behindDoc="0" locked="0" layoutInCell="1" allowOverlap="1" wp14:anchorId="769516B6" wp14:editId="1C569B83">
-                <wp:simplePos x="0" y="0"/>
-                <wp:positionH relativeFrom="margin">
-                  <wp:align>center</wp:align>
-                </wp:positionH>
-                <wp:positionV relativeFrom="paragraph">
-                  <wp:posOffset>8869240</wp:posOffset>
-                </wp:positionV>
-                <wp:extent cx="2360930" cy="1404620"/>
-                <wp:effectExtent l="0" t="0" r="0" b="2540"/>
-                <wp:wrapSquare wrapText="bothSides"/>
-                <wp:docPr id="1886545476" name="文本框 2"/>
-                <wp:cNvGraphicFramePr>
-                  <a:graphicFrameLocks xmlns:a="http://schemas.openxmlformats.org/drawingml/2006/main"/>
-                </wp:cNvGraphicFramePr>
-                <a:graphic xmlns:a="http://schemas.openxmlformats.org/drawingml/2006/main">
-                  <a:graphicData uri="http://schemas.microsoft.com/office/word/2010/wordprocessingShape">
-                    <wps:wsp>
-                      <wps:cNvSpPr txBox="1">
-                        <a:spLocks noChangeArrowheads="1"/>
-                      </wps:cNvSpPr>
-                      <wps:spPr bwMode="auto">
-                        <a:xfrm>
-                          <a:off x="0" y="0"/>
-                          <a:ext cx="2360930" cy="1404620"/>
-                        </a:xfrm>
-                        <a:prstGeom prst="rect">
-                          <a:avLst/>
-                        </a:prstGeom>
-                        <a:noFill/>
-                        <a:ln w="9525">
-                          <a:noFill/>
-                          <a:miter lim="800000"/>
-                          <a:headEnd/>
-                          <a:tailEnd/>
-                        </a:ln>
-                      </wps:spPr>
-                      <wps:txbx>
-                        <w:txbxContent>
-                          <w:p>
-                            <w:pPr>
-                              <w:jc w:val="center"/>
-                              <w:rPr>
-                                <w:rFonts w:hint="eastAsia"/>
-                                <w:sz w:val="40"/>
-                                <w:szCs w:val="44"/>
-                              </w:rPr>
-                            </w:pPr>
-                            <w:r>
-                              <w:rPr>
-                                <w:rFonts w:hint="eastAsia"/>
-                                <w:sz w:val="40"/>
-                                <w:szCs w:val="44"/>
-                              </w:rPr>
-                              <w:t>梁村镇中心初级中学</w:t>
-                            </w:r>
-                          </w:p>
-                          <w:p>
-                            <w:pPr>
-                              <w:jc w:val="center"/>
-                              <w:rPr>
-                                <w:rFonts w:hint="eastAsia"/>
-                                <w:sz w:val="40"/>
-                                <w:szCs w:val="44"/>
-                              </w:rPr>
-                            </w:pPr>
-                            <w:r>
-                              <w:rPr>
-                                <w:rFonts w:hint="eastAsia"/>
-                                <w:sz w:val="40"/>
-                                <w:szCs w:val="44"/>
-                              </w:rPr>
-                              <w:t>七（10）班</w:t>
-                            </w:r>
-                          </w:p>
-                        </w:txbxContent>
-                      </wps:txbx>
-                      <wps:bodyPr rot="0" vert="horz" wrap="square" lIns="91440" tIns="45720" rIns="91440" bIns="45720" anchor="t" anchorCtr="0">
-                        <a:spAutoFit/>
-                      </wps:bodyPr>
-                    </wps:wsp>
-                  </a:graphicData>
-                </a:graphic>
-                <wp14:sizeRelH relativeFrom="margin">
-                  <wp14:pctWidth>40000</wp14:pctWidth>
-                </wp14:sizeRelH>
-                <wp14:sizeRelV relativeFrom="margin">
-                  <wp14:pctHeight>20000</wp14:pctHeight>
-                </wp14:sizeRelV>
-              </wp:anchor>
-            </w:drawing>
-          </mc:Choice>
-          <mc:Fallback>
-            <w:pict>
-              <v:shapetype w14:anchorId="769516B6" id="_x0000_t202" coordsize="21600,21600" o:spt="202" path="m,l,21600r21600,l21600,xe">
-                <v:stroke joinstyle="miter"/>
-                <v:path gradientshapeok="t" o:connecttype="rect"/>
-              </v:shapetype>
-              <v:shape id="文本框 2" o:spid="_x0000_s1026" type="#_x0000_t202" style="position:absolute;left:0;text-align:left;margin-left:0;margin-top:698.35pt;width:185.9pt;height:110.6pt;z-index:251665408;visibility:visible;mso-wrap-style:square;mso-width-percent:400;mso-height-percent:200;mso-wrap-distance-left:9pt;mso-wrap-distance-top:3.6pt;mso-wrap-distance-right:9pt;mso-wrap-distance-bottom:3.6pt;mso-position-horizontal:center;mso-position-horizontal-relative:margin;mso-position-vertical:absolute;mso-position-vertical-relative:text;mso-width-percent:400;mso-height-percent:200;mso-width-relative:margin;mso-height-relative:margin;v-text-anchor:top" o:gfxdata="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" filled="f" stroked="f">
-                <v:textbox style="mso-fit-shape-to-text:t">
-                  <w:txbxContent>
-                    <w:p>
-                      <w:pPr>
-                        <w:jc w:val="center"/>
-                        <w:rPr>
-                          <w:sz w:val="40"/>
-                          <w:szCs w:val="44"/>
-                        </w:rPr>
-                      </w:pPr>
-                      <w:r>
-                        <w:rPr>
-                          <w:rFonts w:hint="eastAsia"/>
-                          <w:sz w:val="40"/>
-                          <w:szCs w:val="44"/>
-                        </w:rPr>
-                        <w:t>梁村镇中心初级中学</w:t>
-                      </w:r>
-                    </w:p>
-                    <w:p>
-                      <w:pPr>
-                        <w:jc w:val="center"/>
-                        <w:rPr>
-                          <w:rFonts w:hint="eastAsia"/>
-                          <w:sz w:val="40"/>
-                          <w:szCs w:val="44"/>
-                        </w:rPr>
-                      </w:pPr>
-                      <w:r>
-                        <w:rPr>
-                          <w:rFonts w:hint="eastAsia"/>
-                          <w:sz w:val="40"/>
-                          <w:szCs w:val="44"/>
-                        </w:rPr>
-                        <w:t>七（10）班</w:t>
                       </w:r>
                     </w:p>
                   </w:txbxContent>
